--- a/assets/downloads/simulation-16/rubric.docx
+++ b/assets/downloads/simulation-16/rubric.docx
@@ -1,6 +1,6 @@
 
 <file path=word/document.xml><?xml version="1.0" encoding="utf-8"?>
-<w:document xmlns:wpc="http://schemas.microsoft.com/office/word/2010/wordprocessingCanvas" xmlns:cx="http://schemas.microsoft.com/office/drawing/2014/chartex" xmlns:cx1="http://schemas.microsoft.com/office/drawing/2015/9/8/chartex" xmlns:cx2="http://schemas.microsoft.com/office/drawing/2015/10/21/chartex" xmlns:cx3="http://schemas.microsoft.com/office/drawing/2016/5/9/chartex" xmlns:cx4="http://schemas.microsoft.com/office/drawing/2016/5/10/chartex" xmlns:cx5="http://schemas.microsoft.com/office/drawing/2016/5/11/chartex" xmlns:cx6="http://schemas.microsoft.com/office/drawing/2016/5/12/chartex" xmlns:cx7="http://schemas.microsoft.com/office/drawing/2016/5/13/chartex" xmlns:cx8="http://schemas.microsoft.com/office/drawing/2016/5/14/chartex" xmlns:mc="http://schemas.openxmlformats.org/markup-compatibility/2006" xmlns:aink="http://schemas.microsoft.com/office/drawing/2016/ink" xmlns:am3d="http://schemas.microsoft.com/office/drawing/2017/model3d" xmlns:o="urn:schemas-microsoft-com:office:office" xmlns:oel="http://schemas.microsoft.com/office/2019/extlst" xmlns:r="http://schemas.openxmlformats.org/officeDocument/2006/relationships" xmlns:m="http://schemas.openxmlformats.org/officeDocument/2006/math" xmlns:v="urn:schemas-microsoft-com:vml" xmlns:wp14="http://schemas.microsoft.com/office/word/2010/wordprocessingDrawing" xmlns:wp="http://schemas.openxmlformats.org/drawingml/2006/wordprocessingDrawing" xmlns:w10="urn:schemas-microsoft-com:office:word" xmlns:w="http://schemas.openxmlformats.org/wordprocessingml/2006/main" xmlns:w14="http://schemas.microsoft.com/office/word/2010/wordml" xmlns:w15="http://schemas.microsoft.com/office/word/2012/wordml" xmlns:w16cei="http://schemas.microsoft.com/office/word/2026/wordml/cei" xmlns:w16cex="http://schemas.microsoft.com/office/word/2018/wordml/cex" xmlns:w16cid="http://schemas.microsoft.com/office/word/2016/wordml/cid" xmlns:w16="http://schemas.microsoft.com/office/word/2018/wordml" xmlns:w16du="http://schemas.microsoft.com/office/word/2023/wordml/word16du" xmlns:w16sdtdh="http://schemas.microsoft.com/office/word/2020/wordml/sdtdatahash" xmlns:w16sdtfl="http://schemas.microsoft.com/office/word/2024/wordml/sdtformatlock" xmlns:w16se="http://schemas.microsoft.com/office/word/2015/wordml/symex" xmlns:wpg="http://schemas.microsoft.com/office/word/2010/wordprocessingGroup" xmlns:wpi="http://schemas.microsoft.com/office/word/2010/wordprocessingInk" xmlns:wne="http://schemas.microsoft.com/office/word/2006/wordml" xmlns:wps="http://schemas.microsoft.com/office/word/2010/wordprocessingShape" mc:Ignorable="w14 w15 w16se w16cid w16 w16cex w16sdtdh w16sdtfl w16du wp14">
+<w:document xmlns:wpc="http://schemas.microsoft.com/office/word/2010/wordprocessingCanvas" xmlns:cx="http://schemas.microsoft.com/office/drawing/2014/chartex" xmlns:cx1="http://schemas.microsoft.com/office/drawing/2015/9/8/chartex" xmlns:cx2="http://schemas.microsoft.com/office/drawing/2015/10/21/chartex" xmlns:cx3="http://schemas.microsoft.com/office/drawing/2016/5/9/chartex" xmlns:cx4="http://schemas.microsoft.com/office/drawing/2016/5/10/chartex" xmlns:cx5="http://schemas.microsoft.com/office/drawing/2016/5/11/chartex" xmlns:cx6="http://schemas.microsoft.com/office/drawing/2016/5/12/chartex" xmlns:cx7="http://schemas.microsoft.com/office/drawing/2016/5/13/chartex" xmlns:cx8="http://schemas.microsoft.com/office/drawing/2016/5/14/chartex" xmlns:mc="http://schemas.openxmlformats.org/markup-compatibility/2006" xmlns:aink="http://schemas.microsoft.com/office/drawing/2016/ink" xmlns:am3d="http://schemas.microsoft.com/office/drawing/2017/model3d" xmlns:o="urn:schemas-microsoft-com:office:office" xmlns:oel="http://schemas.microsoft.com/office/2019/extlst" xmlns:r="http://schemas.openxmlformats.org/officeDocument/2006/relationships" xmlns:m="http://schemas.openxmlformats.org/officeDocument/2006/math" xmlns:v="urn:schemas-microsoft-com:vml" xmlns:wp14="http://schemas.microsoft.com/office/word/2010/wordprocessingDrawing" xmlns:wp="http://schemas.openxmlformats.org/drawingml/2006/wordprocessingDrawing" xmlns:w10="urn:schemas-microsoft-com:office:word" xmlns:w="http://schemas.openxmlformats.org/wordprocessingml/2006/main" xmlns:w14="http://schemas.microsoft.com/office/word/2010/wordml" xmlns:w15="http://schemas.microsoft.com/office/word/2012/wordml" xmlns:w16cex="http://schemas.microsoft.com/office/word/2018/wordml/cex" xmlns:w16cid="http://schemas.microsoft.com/office/word/2016/wordml/cid" xmlns:w16="http://schemas.microsoft.com/office/word/2018/wordml" xmlns:w16du="http://schemas.microsoft.com/office/word/2023/wordml/word16du" xmlns:w16sdtdh="http://schemas.microsoft.com/office/word/2020/wordml/sdtdatahash" xmlns:w16sdtfl="http://schemas.microsoft.com/office/word/2024/wordml/sdtformatlock" xmlns:w16se="http://schemas.microsoft.com/office/word/2015/wordml/symex" xmlns:wpg="http://schemas.microsoft.com/office/word/2010/wordprocessingGroup" xmlns:wpi="http://schemas.microsoft.com/office/word/2010/wordprocessingInk" xmlns:wne="http://schemas.microsoft.com/office/word/2006/wordml" xmlns:wps="http://schemas.microsoft.com/office/word/2010/wordprocessingShape" mc:Ignorable="w14 w15 w16se w16cid w16 w16cex w16sdtdh w16sdtfl w16du wp14">
   <w:body>
     <w:p>
       <w:pPr>
@@ -17,8 +17,6 @@
         <w:rPr>
           <w:rFonts w:ascii="Aptos" w:eastAsia="Aptos" w:hAnsi="Aptos" w:cs="Aptos"/>
           <w:color w:val="000000"/>
-          <w:sz w:val="40"/>
-          <w:szCs w:val="40"/>
         </w:rPr>
         <w:t>Rubric</w:t>
       </w:r>
@@ -26,7 +24,7 @@
     <w:tbl>
       <w:tblPr>
         <w:tblStyle w:val="TableGrid"/>
-        <w:tblW w:w="3750" w:type="pct"/>
+        <w:tblW w:w="5049" w:type="pct"/>
         <w:tblBorders>
           <w:top w:val="none" w:sz="0" w:space="0" w:color="auto"/>
           <w:left w:val="none" w:sz="0" w:space="0" w:color="auto"/>
@@ -38,15 +36,23 @@
         <w:tblLook w:val="04A0" w:firstRow="1" w:lastRow="0" w:firstColumn="1" w:lastColumn="0" w:noHBand="0" w:noVBand="1"/>
       </w:tblPr>
       <w:tblGrid>
-        <w:gridCol w:w="3535"/>
-        <w:gridCol w:w="3647"/>
+        <w:gridCol w:w="2415"/>
+        <w:gridCol w:w="1775"/>
+        <w:gridCol w:w="175"/>
+        <w:gridCol w:w="3440"/>
+        <w:gridCol w:w="1570"/>
+        <w:gridCol w:w="77"/>
       </w:tblGrid>
       <w:tr>
+        <w:trPr>
+          <w:gridAfter w:val="2"/>
+          <w:wAfter w:w="1647" w:type="dxa"/>
+        </w:trPr>
         <w:tc>
           <w:tcPr>
-            <w:tcW w:w="4788" w:type="dxa"/>
+            <w:tcW w:w="4190" w:type="dxa"/>
+            <w:gridSpan w:val="2"/>
           </w:tcPr>
-          <w:bookmarkEnd w:id="12"/>
           <w:p>
             <w:pPr>
               <w:spacing w:after="0" w:line="480" w:lineRule="auto"/>
@@ -60,7 +66,6 @@
             </w:pPr>
             <w:r>
               <w:rPr>
-                <w:rFonts w:ascii="Aptos" w:hAnsi="Aptos" w:cs="Aptos" w:eastAsia="Aptos"/>
                 <w:b/>
                 <w:bCs/>
                 <w:color w:val="000000"/>
@@ -72,7 +77,8 @@
         </w:tc>
         <w:tc>
           <w:tcPr>
-            <w:tcW w:w="4788" w:type="dxa"/>
+            <w:tcW w:w="3615" w:type="dxa"/>
+            <w:gridSpan w:val="2"/>
           </w:tcPr>
           <w:p>
             <w:pPr>
@@ -87,7 +93,6 @@
             </w:pPr>
             <w:r>
               <w:rPr>
-                <w:rFonts w:ascii="Aptos" w:hAnsi="Aptos" w:cs="Aptos" w:eastAsia="Aptos"/>
                 <w:b/>
                 <w:bCs/>
                 <w:color w:val="000000"/>
@@ -101,7 +106,8 @@
       <w:tr>
         <w:tc>
           <w:tcPr>
-            <w:tcW w:w="4788" w:type="dxa"/>
+            <w:tcW w:w="4190" w:type="dxa"/>
+            <w:gridSpan w:val="2"/>
           </w:tcPr>
           <w:p>
             <w:pPr>
@@ -114,7 +120,6 @@
             </w:pPr>
             <w:r>
               <w:rPr>
-                <w:rFonts w:ascii="Aptos" w:hAnsi="Aptos" w:cs="Aptos" w:eastAsia="Aptos"/>
                 <w:color w:val="000000"/>
                 <w:sz w:val="24"/>
               </w:rPr>
@@ -124,7 +129,8 @@
         </w:tc>
         <w:tc>
           <w:tcPr>
-            <w:tcW w:w="4788" w:type="dxa"/>
+            <w:tcW w:w="5262" w:type="dxa"/>
+            <w:gridSpan w:val="4"/>
           </w:tcPr>
           <w:p>
             <w:pPr>
@@ -138,7 +144,6 @@
             </w:pPr>
             <w:r>
               <w:rPr>
-                <w:rFonts w:ascii="Aptos" w:hAnsi="Aptos" w:cs="Aptos" w:eastAsia="Aptos"/>
                 <w:color w:val="000000"/>
                 <w:sz w:val="24"/>
               </w:rPr>
@@ -150,7 +155,8 @@
       <w:tr>
         <w:tc>
           <w:tcPr>
-            <w:tcW w:w="4788" w:type="dxa"/>
+            <w:tcW w:w="4190" w:type="dxa"/>
+            <w:gridSpan w:val="2"/>
           </w:tcPr>
           <w:p>
             <w:pPr>
@@ -163,7 +169,6 @@
             </w:pPr>
             <w:r>
               <w:rPr>
-                <w:rFonts w:ascii="Aptos" w:hAnsi="Aptos" w:cs="Aptos" w:eastAsia="Aptos"/>
                 <w:color w:val="000000"/>
                 <w:sz w:val="24"/>
               </w:rPr>
@@ -173,7 +178,8 @@
         </w:tc>
         <w:tc>
           <w:tcPr>
-            <w:tcW w:w="4788" w:type="dxa"/>
+            <w:tcW w:w="5262" w:type="dxa"/>
+            <w:gridSpan w:val="4"/>
           </w:tcPr>
           <w:p>
             <w:pPr>
@@ -187,7 +193,6 @@
             </w:pPr>
             <w:r>
               <w:rPr>
-                <w:rFonts w:ascii="Aptos" w:hAnsi="Aptos" w:cs="Aptos" w:eastAsia="Aptos"/>
                 <w:color w:val="000000"/>
                 <w:sz w:val="24"/>
               </w:rPr>
@@ -199,7 +204,8 @@
       <w:tr>
         <w:tc>
           <w:tcPr>
-            <w:tcW w:w="4788" w:type="dxa"/>
+            <w:tcW w:w="4190" w:type="dxa"/>
+            <w:gridSpan w:val="2"/>
           </w:tcPr>
           <w:p>
             <w:pPr>
@@ -212,7 +218,6 @@
             </w:pPr>
             <w:r>
               <w:rPr>
-                <w:rFonts w:ascii="Aptos" w:hAnsi="Aptos" w:cs="Aptos" w:eastAsia="Aptos"/>
                 <w:color w:val="000000"/>
                 <w:sz w:val="24"/>
               </w:rPr>
@@ -222,7 +227,8 @@
         </w:tc>
         <w:tc>
           <w:tcPr>
-            <w:tcW w:w="4788" w:type="dxa"/>
+            <w:tcW w:w="5262" w:type="dxa"/>
+            <w:gridSpan w:val="4"/>
           </w:tcPr>
           <w:p>
             <w:pPr>
@@ -236,7 +242,6 @@
             </w:pPr>
             <w:r>
               <w:rPr>
-                <w:rFonts w:ascii="Aptos" w:hAnsi="Aptos" w:cs="Aptos" w:eastAsia="Aptos"/>
                 <w:color w:val="000000"/>
                 <w:sz w:val="24"/>
               </w:rPr>
@@ -245,7 +250,6 @@
             <w:proofErr w:type="gramStart"/>
             <w:r>
               <w:rPr>
-                <w:rFonts w:ascii="Aptos" w:hAnsi="Aptos" w:cs="Aptos" w:eastAsia="Aptos"/>
                 <w:color w:val="000000"/>
                 <w:sz w:val="24"/>
               </w:rPr>
@@ -254,7 +258,6 @@
             <w:proofErr w:type="gramEnd"/>
             <w:r>
               <w:rPr>
-                <w:rFonts w:ascii="Aptos" w:hAnsi="Aptos" w:cs="Aptos" w:eastAsia="Aptos"/>
                 <w:color w:val="000000"/>
                 <w:sz w:val="24"/>
               </w:rPr>
@@ -266,7 +269,8 @@
       <w:tr>
         <w:tc>
           <w:tcPr>
-            <w:tcW w:w="4788" w:type="dxa"/>
+            <w:tcW w:w="4190" w:type="dxa"/>
+            <w:gridSpan w:val="2"/>
           </w:tcPr>
           <w:p>
             <w:pPr>
@@ -279,7 +283,6 @@
             </w:pPr>
             <w:r>
               <w:rPr>
-                <w:rFonts w:ascii="Aptos" w:hAnsi="Aptos" w:cs="Aptos" w:eastAsia="Aptos"/>
                 <w:color w:val="000000"/>
                 <w:sz w:val="24"/>
               </w:rPr>
@@ -289,7 +292,8 @@
         </w:tc>
         <w:tc>
           <w:tcPr>
-            <w:tcW w:w="4788" w:type="dxa"/>
+            <w:tcW w:w="5262" w:type="dxa"/>
+            <w:gridSpan w:val="4"/>
           </w:tcPr>
           <w:p>
             <w:pPr>
@@ -303,7 +307,6 @@
             </w:pPr>
             <w:r>
               <w:rPr>
-                <w:rFonts w:ascii="Aptos" w:hAnsi="Aptos" w:cs="Aptos" w:eastAsia="Aptos"/>
                 <w:color w:val="000000"/>
                 <w:sz w:val="24"/>
               </w:rPr>
@@ -312,23 +315,24 @@
           </w:p>
         </w:tc>
       </w:tr>
-    </w:tbl>
-    <w:tbl>
-      <w:tblPr>
-        <w:tblStyle w:val="TableGrid"/>
-        <w:tblW w:w="9576" w:type="dxa"/>
-        <w:tblLook w:val="04A0" w:firstRow="1" w:lastRow="0" w:firstColumn="1" w:lastColumn="0" w:noHBand="0" w:noVBand="1"/>
-      </w:tblPr>
-      <w:tblGrid>
-        <w:gridCol w:w="1728"/>
-        <w:gridCol w:w="3420"/>
-        <w:gridCol w:w="2214"/>
-        <w:gridCol w:w="2214"/>
-      </w:tblGrid>
       <w:tr>
+        <w:tblPrEx>
+          <w:tblBorders>
+            <w:top w:val="single" w:sz="4" w:space="0" w:color="auto"/>
+            <w:left w:val="single" w:sz="4" w:space="0" w:color="auto"/>
+            <w:bottom w:val="single" w:sz="4" w:space="0" w:color="auto"/>
+            <w:right w:val="single" w:sz="4" w:space="0" w:color="auto"/>
+            <w:insideH w:val="single" w:sz="4" w:space="0" w:color="auto"/>
+            <w:insideV w:val="single" w:sz="4" w:space="0" w:color="auto"/>
+          </w:tblBorders>
+        </w:tblPrEx>
+        <w:trPr>
+          <w:gridAfter w:val="5"/>
+          <w:wAfter w:w="7037" w:type="dxa"/>
+        </w:trPr>
         <w:tc>
           <w:tcPr>
-            <w:tcW w:w="1728" w:type="dxa"/>
+            <w:tcW w:w="2415" w:type="dxa"/>
             <w:tcBorders>
               <w:top w:val="nil"/>
               <w:left w:val="nil"/>
@@ -346,7 +350,6 @@
             </w:pPr>
             <w:r>
               <w:rPr>
-                <w:rFonts w:ascii="Aptos" w:hAnsi="Aptos" w:cs="Aptos" w:eastAsia="Aptos"/>
                 <w:color w:val="000000"/>
                 <w:sz w:val="24"/>
               </w:rPr>
@@ -354,36 +357,27 @@
             </w:r>
           </w:p>
         </w:tc>
-        <w:tc>
-          <w:tcPr>
-            <w:tcW w:w="7848" w:type="dxa"/>
-            <w:gridSpan w:val="3"/>
-            <w:tcBorders>
-              <w:top w:val="nil"/>
-              <w:left w:val="nil"/>
-              <w:right w:val="nil"/>
-            </w:tcBorders>
-          </w:tcPr>
-          <w:p>
-            <w:pPr>
-              <w:spacing w:after="0" w:line="240" w:lineRule="auto"/>
-              <w:rPr>
-                <w:rFonts w:ascii="Times New Roman" w:hAnsi="Times New Roman" w:cs="Times New Roman"/>
-                <w:color w:val="000000"/>
-                <w:sz w:val="24"/>
-              </w:rPr>
-            </w:pPr>
-          </w:p>
-        </w:tc>
       </w:tr>
       <w:tr>
+        <w:tblPrEx>
+          <w:tblBorders>
+            <w:top w:val="single" w:sz="4" w:space="0" w:color="auto"/>
+            <w:left w:val="single" w:sz="4" w:space="0" w:color="auto"/>
+            <w:bottom w:val="single" w:sz="4" w:space="0" w:color="auto"/>
+            <w:right w:val="single" w:sz="4" w:space="0" w:color="auto"/>
+            <w:insideH w:val="single" w:sz="4" w:space="0" w:color="auto"/>
+            <w:insideV w:val="single" w:sz="4" w:space="0" w:color="auto"/>
+          </w:tblBorders>
+        </w:tblPrEx>
         <w:trPr>
+          <w:gridAfter w:val="1"/>
+          <w:wAfter w:w="77" w:type="dxa"/>
           <w:trHeight w:val="432"/>
         </w:trPr>
         <w:tc>
           <w:tcPr>
-            <w:tcW w:w="5148" w:type="dxa"/>
-            <w:gridSpan w:val="2"/>
+            <w:tcW w:w="4365" w:type="dxa"/>
+            <w:gridSpan w:val="3"/>
             <w:shd w:val="clear" w:color="auto" w:fill="A73023"/>
           </w:tcPr>
           <w:p>
@@ -400,7 +394,6 @@
             </w:pPr>
             <w:r>
               <w:rPr>
-                <w:rFonts w:ascii="Aptos" w:hAnsi="Aptos" w:cs="Aptos" w:eastAsia="Aptos"/>
                 <w:b/>
                 <w:bCs/>
                 <w:color w:val="FFFFFF" w:themeColor="background1"/>
@@ -423,7 +416,6 @@
             </w:pPr>
             <w:r>
               <w:rPr>
-                <w:rFonts w:ascii="Aptos" w:hAnsi="Aptos" w:cs="Aptos" w:eastAsia="Aptos"/>
                 <w:b/>
                 <w:bCs/>
                 <w:color w:val="FFFFFF" w:themeColor="background1"/>
@@ -435,7 +427,7 @@
         </w:tc>
         <w:tc>
           <w:tcPr>
-            <w:tcW w:w="2214" w:type="dxa"/>
+            <w:tcW w:w="3440" w:type="dxa"/>
             <w:shd w:val="clear" w:color="auto" w:fill="A73023"/>
           </w:tcPr>
           <w:p>
@@ -452,7 +444,6 @@
             </w:pPr>
             <w:r>
               <w:rPr>
-                <w:rFonts w:ascii="Aptos" w:hAnsi="Aptos" w:cs="Aptos" w:eastAsia="Aptos"/>
                 <w:b/>
                 <w:bCs/>
                 <w:color w:val="FFFFFF" w:themeColor="background1"/>
@@ -464,7 +455,7 @@
         </w:tc>
         <w:tc>
           <w:tcPr>
-            <w:tcW w:w="2214" w:type="dxa"/>
+            <w:tcW w:w="1570" w:type="dxa"/>
             <w:shd w:val="clear" w:color="auto" w:fill="A73023"/>
           </w:tcPr>
           <w:p>
@@ -481,7 +472,6 @@
             </w:pPr>
             <w:r>
               <w:rPr>
-                <w:rFonts w:ascii="Aptos" w:hAnsi="Aptos" w:cs="Aptos" w:eastAsia="Aptos"/>
                 <w:b/>
                 <w:bCs/>
                 <w:color w:val="FFFFFF" w:themeColor="background1"/>
@@ -493,13 +483,25 @@
         </w:tc>
       </w:tr>
       <w:tr>
+        <w:tblPrEx>
+          <w:tblBorders>
+            <w:top w:val="single" w:sz="4" w:space="0" w:color="auto"/>
+            <w:left w:val="single" w:sz="4" w:space="0" w:color="auto"/>
+            <w:bottom w:val="single" w:sz="4" w:space="0" w:color="auto"/>
+            <w:right w:val="single" w:sz="4" w:space="0" w:color="auto"/>
+            <w:insideH w:val="single" w:sz="4" w:space="0" w:color="auto"/>
+            <w:insideV w:val="single" w:sz="4" w:space="0" w:color="auto"/>
+          </w:tblBorders>
+        </w:tblPrEx>
         <w:trPr>
+          <w:gridAfter w:val="1"/>
+          <w:wAfter w:w="77" w:type="dxa"/>
           <w:trHeight w:val="720"/>
         </w:trPr>
         <w:tc>
           <w:tcPr>
-            <w:tcW w:w="5148" w:type="dxa"/>
-            <w:gridSpan w:val="2"/>
+            <w:tcW w:w="4365" w:type="dxa"/>
+            <w:gridSpan w:val="3"/>
           </w:tcPr>
           <w:p>
             <w:pPr>
@@ -512,7 +514,6 @@
             </w:pPr>
             <w:r>
               <w:rPr>
-                <w:rFonts w:ascii="Aptos" w:hAnsi="Aptos" w:cs="Aptos" w:eastAsia="Aptos"/>
                 <w:b/>
                 <w:bCs/>
                 <w:color w:val="000000"/>
@@ -524,7 +525,7 @@
         </w:tc>
         <w:tc>
           <w:tcPr>
-            <w:tcW w:w="2214" w:type="dxa"/>
+            <w:tcW w:w="3440" w:type="dxa"/>
           </w:tcPr>
           <w:p>
             <w:pPr>
@@ -539,7 +540,7 @@
         </w:tc>
         <w:tc>
           <w:tcPr>
-            <w:tcW w:w="2214" w:type="dxa"/>
+            <w:tcW w:w="1570" w:type="dxa"/>
           </w:tcPr>
           <w:p>
             <w:pPr>
@@ -554,13 +555,25 @@
         </w:tc>
       </w:tr>
       <w:tr>
+        <w:tblPrEx>
+          <w:tblBorders>
+            <w:top w:val="single" w:sz="4" w:space="0" w:color="auto"/>
+            <w:left w:val="single" w:sz="4" w:space="0" w:color="auto"/>
+            <w:bottom w:val="single" w:sz="4" w:space="0" w:color="auto"/>
+            <w:right w:val="single" w:sz="4" w:space="0" w:color="auto"/>
+            <w:insideH w:val="single" w:sz="4" w:space="0" w:color="auto"/>
+            <w:insideV w:val="single" w:sz="4" w:space="0" w:color="auto"/>
+          </w:tblBorders>
+        </w:tblPrEx>
         <w:trPr>
+          <w:gridAfter w:val="1"/>
+          <w:wAfter w:w="77" w:type="dxa"/>
           <w:trHeight w:val="576"/>
         </w:trPr>
         <w:tc>
           <w:tcPr>
-            <w:tcW w:w="5148" w:type="dxa"/>
-            <w:gridSpan w:val="2"/>
+            <w:tcW w:w="4365" w:type="dxa"/>
+            <w:gridSpan w:val="3"/>
             <w:shd w:val="clear" w:color="auto" w:fill="A73023"/>
           </w:tcPr>
           <w:p>
@@ -577,7 +590,6 @@
             </w:pPr>
             <w:r>
               <w:rPr>
-                <w:rFonts w:ascii="Aptos" w:hAnsi="Aptos" w:cs="Aptos" w:eastAsia="Aptos"/>
                 <w:b/>
                 <w:bCs/>
                 <w:color w:val="FFFFFF" w:themeColor="background1"/>
@@ -598,7 +610,6 @@
             </w:pPr>
             <w:r>
               <w:rPr>
-                <w:rFonts w:ascii="Aptos" w:hAnsi="Aptos" w:cs="Aptos" w:eastAsia="Aptos"/>
                 <w:b/>
                 <w:bCs/>
                 <w:color w:val="FFFFFF" w:themeColor="background1"/>
@@ -610,7 +621,7 @@
         </w:tc>
         <w:tc>
           <w:tcPr>
-            <w:tcW w:w="2214" w:type="dxa"/>
+            <w:tcW w:w="3440" w:type="dxa"/>
             <w:shd w:val="clear" w:color="auto" w:fill="A73023"/>
           </w:tcPr>
           <w:p>
@@ -625,7 +636,6 @@
             </w:pPr>
             <w:r>
               <w:rPr>
-                <w:rFonts w:ascii="Aptos" w:hAnsi="Aptos" w:cs="Aptos" w:eastAsia="Aptos"/>
                 <w:b/>
                 <w:bCs/>
                 <w:color w:val="FFFFFF" w:themeColor="background1"/>
@@ -637,7 +647,7 @@
         </w:tc>
         <w:tc>
           <w:tcPr>
-            <w:tcW w:w="2214" w:type="dxa"/>
+            <w:tcW w:w="1570" w:type="dxa"/>
             <w:shd w:val="clear" w:color="auto" w:fill="A73023"/>
           </w:tcPr>
           <w:p>
@@ -652,7 +662,6 @@
             </w:pPr>
             <w:r>
               <w:rPr>
-                <w:rFonts w:ascii="Aptos" w:hAnsi="Aptos" w:cs="Aptos" w:eastAsia="Aptos"/>
                 <w:b/>
                 <w:bCs/>
                 <w:color w:val="FFFFFF" w:themeColor="background1"/>
@@ -664,13 +673,25 @@
         </w:tc>
       </w:tr>
       <w:tr>
+        <w:tblPrEx>
+          <w:tblBorders>
+            <w:top w:val="single" w:sz="4" w:space="0" w:color="auto"/>
+            <w:left w:val="single" w:sz="4" w:space="0" w:color="auto"/>
+            <w:bottom w:val="single" w:sz="4" w:space="0" w:color="auto"/>
+            <w:right w:val="single" w:sz="4" w:space="0" w:color="auto"/>
+            <w:insideH w:val="single" w:sz="4" w:space="0" w:color="auto"/>
+            <w:insideV w:val="single" w:sz="4" w:space="0" w:color="auto"/>
+          </w:tblBorders>
+        </w:tblPrEx>
         <w:trPr>
+          <w:gridAfter w:val="1"/>
+          <w:wAfter w:w="77" w:type="dxa"/>
           <w:trHeight w:val="720"/>
         </w:trPr>
         <w:tc>
           <w:tcPr>
-            <w:tcW w:w="5148" w:type="dxa"/>
-            <w:gridSpan w:val="2"/>
+            <w:tcW w:w="4365" w:type="dxa"/>
+            <w:gridSpan w:val="3"/>
           </w:tcPr>
           <w:p>
             <w:pPr>
@@ -683,7 +704,6 @@
             </w:pPr>
             <w:r>
               <w:rPr>
-                <w:rFonts w:ascii="Aptos" w:hAnsi="Aptos" w:cs="Aptos" w:eastAsia="Aptos"/>
                 <w:b/>
                 <w:bCs/>
                 <w:color w:val="000000"/>
@@ -695,7 +715,7 @@
         </w:tc>
         <w:tc>
           <w:tcPr>
-            <w:tcW w:w="2214" w:type="dxa"/>
+            <w:tcW w:w="3440" w:type="dxa"/>
           </w:tcPr>
           <w:p>
             <w:pPr>
@@ -710,7 +730,7 @@
         </w:tc>
         <w:tc>
           <w:tcPr>
-            <w:tcW w:w="2214" w:type="dxa"/>
+            <w:tcW w:w="1570" w:type="dxa"/>
           </w:tcPr>
           <w:p>
             <w:pPr>
@@ -725,13 +745,25 @@
         </w:tc>
       </w:tr>
       <w:tr>
+        <w:tblPrEx>
+          <w:tblBorders>
+            <w:top w:val="single" w:sz="4" w:space="0" w:color="auto"/>
+            <w:left w:val="single" w:sz="4" w:space="0" w:color="auto"/>
+            <w:bottom w:val="single" w:sz="4" w:space="0" w:color="auto"/>
+            <w:right w:val="single" w:sz="4" w:space="0" w:color="auto"/>
+            <w:insideH w:val="single" w:sz="4" w:space="0" w:color="auto"/>
+            <w:insideV w:val="single" w:sz="4" w:space="0" w:color="auto"/>
+          </w:tblBorders>
+        </w:tblPrEx>
         <w:trPr>
+          <w:gridAfter w:val="1"/>
+          <w:wAfter w:w="77" w:type="dxa"/>
           <w:trHeight w:val="432"/>
         </w:trPr>
         <w:tc>
           <w:tcPr>
-            <w:tcW w:w="5148" w:type="dxa"/>
-            <w:gridSpan w:val="2"/>
+            <w:tcW w:w="4365" w:type="dxa"/>
+            <w:gridSpan w:val="3"/>
             <w:shd w:val="clear" w:color="auto" w:fill="A73023"/>
           </w:tcPr>
           <w:p>
@@ -748,7 +780,6 @@
             </w:pPr>
             <w:r>
               <w:rPr>
-                <w:rFonts w:ascii="Aptos" w:hAnsi="Aptos" w:cs="Aptos" w:eastAsia="Aptos"/>
                 <w:b/>
                 <w:bCs/>
                 <w:color w:val="FFFFFF" w:themeColor="background1"/>
@@ -769,7 +800,6 @@
             </w:pPr>
             <w:r>
               <w:rPr>
-                <w:rFonts w:ascii="Aptos" w:hAnsi="Aptos" w:cs="Aptos" w:eastAsia="Aptos"/>
                 <w:b/>
                 <w:bCs/>
                 <w:color w:val="FFFFFF" w:themeColor="background1"/>
@@ -781,7 +811,7 @@
         </w:tc>
         <w:tc>
           <w:tcPr>
-            <w:tcW w:w="2214" w:type="dxa"/>
+            <w:tcW w:w="3440" w:type="dxa"/>
             <w:shd w:val="clear" w:color="auto" w:fill="A73023"/>
           </w:tcPr>
           <w:p>
@@ -796,7 +826,6 @@
             </w:pPr>
             <w:r>
               <w:rPr>
-                <w:rFonts w:ascii="Aptos" w:hAnsi="Aptos" w:cs="Aptos" w:eastAsia="Aptos"/>
                 <w:b/>
                 <w:bCs/>
                 <w:color w:val="FFFFFF" w:themeColor="background1"/>
@@ -808,7 +837,7 @@
         </w:tc>
         <w:tc>
           <w:tcPr>
-            <w:tcW w:w="2214" w:type="dxa"/>
+            <w:tcW w:w="1570" w:type="dxa"/>
             <w:shd w:val="clear" w:color="auto" w:fill="A73023"/>
           </w:tcPr>
           <w:p>
@@ -823,7 +852,6 @@
             </w:pPr>
             <w:r>
               <w:rPr>
-                <w:rFonts w:ascii="Aptos" w:hAnsi="Aptos" w:cs="Aptos" w:eastAsia="Aptos"/>
                 <w:b/>
                 <w:bCs/>
                 <w:color w:val="FFFFFF" w:themeColor="background1"/>
@@ -835,13 +863,25 @@
         </w:tc>
       </w:tr>
       <w:tr>
+        <w:tblPrEx>
+          <w:tblBorders>
+            <w:top w:val="single" w:sz="4" w:space="0" w:color="auto"/>
+            <w:left w:val="single" w:sz="4" w:space="0" w:color="auto"/>
+            <w:bottom w:val="single" w:sz="4" w:space="0" w:color="auto"/>
+            <w:right w:val="single" w:sz="4" w:space="0" w:color="auto"/>
+            <w:insideH w:val="single" w:sz="4" w:space="0" w:color="auto"/>
+            <w:insideV w:val="single" w:sz="4" w:space="0" w:color="auto"/>
+          </w:tblBorders>
+        </w:tblPrEx>
         <w:trPr>
+          <w:gridAfter w:val="1"/>
+          <w:wAfter w:w="77" w:type="dxa"/>
           <w:trHeight w:val="720"/>
         </w:trPr>
         <w:tc>
           <w:tcPr>
-            <w:tcW w:w="5148" w:type="dxa"/>
-            <w:gridSpan w:val="2"/>
+            <w:tcW w:w="4365" w:type="dxa"/>
+            <w:gridSpan w:val="3"/>
           </w:tcPr>
           <w:p>
             <w:pPr>
@@ -854,20 +894,18 @@
             </w:pPr>
             <w:r>
               <w:rPr>
-                <w:rFonts w:ascii="Aptos" w:hAnsi="Aptos" w:cs="Aptos" w:eastAsia="Aptos"/>
                 <w:b/>
                 <w:bCs/>
                 <w:color w:val="000000"/>
                 <w:sz w:val="24"/>
               </w:rPr>
-              <w:lastRenderedPageBreak/>
               <w:t>Examples:</w:t>
             </w:r>
           </w:p>
         </w:tc>
         <w:tc>
           <w:tcPr>
-            <w:tcW w:w="2214" w:type="dxa"/>
+            <w:tcW w:w="3440" w:type="dxa"/>
           </w:tcPr>
           <w:p>
             <w:pPr>
@@ -882,7 +920,7 @@
         </w:tc>
         <w:tc>
           <w:tcPr>
-            <w:tcW w:w="2214" w:type="dxa"/>
+            <w:tcW w:w="1570" w:type="dxa"/>
           </w:tcPr>
           <w:p>
             <w:pPr>
@@ -897,8 +935,9 @@
         </w:tc>
       </w:tr>
     </w:tbl>
+    <w:p/>
     <w:sectPr>
-      <w:footerReference w:type="default" r:id="rId9"/>
+      <w:footerReference w:type="default" r:id="rId7"/>
       <w:pgSz w:w="12240" w:h="15840"/>
       <w:pgMar w:top="1440" w:right="1440" w:bottom="1440" w:left="1440" w:header="706" w:footer="706" w:gutter="0"/>
       <w:cols w:space="720"/>
@@ -909,7 +948,7 @@
 </file>
 
 <file path=word/endnotes.xml><?xml version="1.0" encoding="utf-8"?>
-<w:endnotes xmlns:wpc="http://schemas.microsoft.com/office/word/2010/wordprocessingCanvas" xmlns:cx="http://schemas.microsoft.com/office/drawing/2014/chartex" xmlns:cx1="http://schemas.microsoft.com/office/drawing/2015/9/8/chartex" xmlns:cx2="http://schemas.microsoft.com/office/drawing/2015/10/21/chartex" xmlns:cx3="http://schemas.microsoft.com/office/drawing/2016/5/9/chartex" xmlns:cx4="http://schemas.microsoft.com/office/drawing/2016/5/10/chartex" xmlns:cx5="http://schemas.microsoft.com/office/drawing/2016/5/11/chartex" xmlns:cx6="http://schemas.microsoft.com/office/drawing/2016/5/12/chartex" xmlns:cx7="http://schemas.microsoft.com/office/drawing/2016/5/13/chartex" xmlns:cx8="http://schemas.microsoft.com/office/drawing/2016/5/14/chartex" xmlns:mc="http://schemas.openxmlformats.org/markup-compatibility/2006" xmlns:aink="http://schemas.microsoft.com/office/drawing/2016/ink" xmlns:am3d="http://schemas.microsoft.com/office/drawing/2017/model3d" xmlns:o="urn:schemas-microsoft-com:office:office" xmlns:oel="http://schemas.microsoft.com/office/2019/extlst" xmlns:r="http://schemas.openxmlformats.org/officeDocument/2006/relationships" xmlns:m="http://schemas.openxmlformats.org/officeDocument/2006/math" xmlns:v="urn:schemas-microsoft-com:vml" xmlns:wp14="http://schemas.microsoft.com/office/word/2010/wordprocessingDrawing" xmlns:wp="http://schemas.openxmlformats.org/drawingml/2006/wordprocessingDrawing" xmlns:w10="urn:schemas-microsoft-com:office:word" xmlns:w="http://schemas.openxmlformats.org/wordprocessingml/2006/main" xmlns:w14="http://schemas.microsoft.com/office/word/2010/wordml" xmlns:w15="http://schemas.microsoft.com/office/word/2012/wordml" xmlns:w16cei="http://schemas.microsoft.com/office/word/2026/wordml/cei" xmlns:w16cex="http://schemas.microsoft.com/office/word/2018/wordml/cex" xmlns:w16cid="http://schemas.microsoft.com/office/word/2016/wordml/cid" xmlns:w16="http://schemas.microsoft.com/office/word/2018/wordml" xmlns:w16du="http://schemas.microsoft.com/office/word/2023/wordml/word16du" xmlns:w16sdtdh="http://schemas.microsoft.com/office/word/2020/wordml/sdtdatahash" xmlns:w16sdtfl="http://schemas.microsoft.com/office/word/2024/wordml/sdtformatlock" xmlns:w16se="http://schemas.microsoft.com/office/word/2015/wordml/symex" xmlns:wpg="http://schemas.microsoft.com/office/word/2010/wordprocessingGroup" xmlns:wpi="http://schemas.microsoft.com/office/word/2010/wordprocessingInk" xmlns:wne="http://schemas.microsoft.com/office/word/2006/wordml" xmlns:wps="http://schemas.microsoft.com/office/word/2010/wordprocessingShape" mc:Ignorable="w14 w15 w16se w16cid w16 w16cex w16sdtdh w16sdtfl w16du wp14">
+<w:endnotes xmlns:wpc="http://schemas.microsoft.com/office/word/2010/wordprocessingCanvas" xmlns:cx="http://schemas.microsoft.com/office/drawing/2014/chartex" xmlns:cx1="http://schemas.microsoft.com/office/drawing/2015/9/8/chartex" xmlns:cx2="http://schemas.microsoft.com/office/drawing/2015/10/21/chartex" xmlns:cx3="http://schemas.microsoft.com/office/drawing/2016/5/9/chartex" xmlns:cx4="http://schemas.microsoft.com/office/drawing/2016/5/10/chartex" xmlns:cx5="http://schemas.microsoft.com/office/drawing/2016/5/11/chartex" xmlns:cx6="http://schemas.microsoft.com/office/drawing/2016/5/12/chartex" xmlns:cx7="http://schemas.microsoft.com/office/drawing/2016/5/13/chartex" xmlns:cx8="http://schemas.microsoft.com/office/drawing/2016/5/14/chartex" xmlns:mc="http://schemas.openxmlformats.org/markup-compatibility/2006" xmlns:aink="http://schemas.microsoft.com/office/drawing/2016/ink" xmlns:am3d="http://schemas.microsoft.com/office/drawing/2017/model3d" xmlns:o="urn:schemas-microsoft-com:office:office" xmlns:oel="http://schemas.microsoft.com/office/2019/extlst" xmlns:r="http://schemas.openxmlformats.org/officeDocument/2006/relationships" xmlns:m="http://schemas.openxmlformats.org/officeDocument/2006/math" xmlns:v="urn:schemas-microsoft-com:vml" xmlns:wp14="http://schemas.microsoft.com/office/word/2010/wordprocessingDrawing" xmlns:wp="http://schemas.openxmlformats.org/drawingml/2006/wordprocessingDrawing" xmlns:w10="urn:schemas-microsoft-com:office:word" xmlns:w="http://schemas.openxmlformats.org/wordprocessingml/2006/main" xmlns:w14="http://schemas.microsoft.com/office/word/2010/wordml" xmlns:w15="http://schemas.microsoft.com/office/word/2012/wordml" xmlns:w16cex="http://schemas.microsoft.com/office/word/2018/wordml/cex" xmlns:w16cid="http://schemas.microsoft.com/office/word/2016/wordml/cid" xmlns:w16="http://schemas.microsoft.com/office/word/2018/wordml" xmlns:w16du="http://schemas.microsoft.com/office/word/2023/wordml/word16du" xmlns:w16sdtdh="http://schemas.microsoft.com/office/word/2020/wordml/sdtdatahash" xmlns:w16sdtfl="http://schemas.microsoft.com/office/word/2024/wordml/sdtformatlock" xmlns:w16se="http://schemas.microsoft.com/office/word/2015/wordml/symex" xmlns:wpg="http://schemas.microsoft.com/office/word/2010/wordprocessingGroup" xmlns:wpi="http://schemas.microsoft.com/office/word/2010/wordprocessingInk" xmlns:wne="http://schemas.microsoft.com/office/word/2006/wordml" xmlns:wps="http://schemas.microsoft.com/office/word/2010/wordprocessingShape" mc:Ignorable="w14 w15 w16se w16cid w16 w16cex w16sdtdh w16sdtfl w16du wp14">
   <w:endnote w:type="separator" w:id="-1">
     <w:p>
       <w:pPr>
@@ -934,22 +973,19 @@
 </file>
 
 <file path=word/footer1.xml><?xml version="1.0" encoding="utf-8"?>
-<w:ftr xmlns:m="http://schemas.openxmlformats.org/officeDocument/2006/math" xmlns:mc="http://schemas.openxmlformats.org/markup-compatibility/2006" xmlns:mo="http://schemas.microsoft.com/office/mac/office/2008/main" xmlns:mv="urn:schemas-microsoft-com:mac:vml" xmlns:o="urn:schemas-microsoft-com:office:office" xmlns:r="http://schemas.openxmlformats.org/officeDocument/2006/relationships" xmlns:v="urn:schemas-microsoft-com:vml" xmlns:w10="urn:schemas-microsoft-com:office:word" xmlns:w14="http://schemas.microsoft.com/office/word/2010/wordml" xmlns:w="http://schemas.openxmlformats.org/wordprocessingml/2006/main" xmlns:wne="http://schemas.microsoft.com/office/word/2006/wordml" xmlns:wp14="http://schemas.microsoft.com/office/word/2010/wordprocessingDrawing" xmlns:wp="http://schemas.openxmlformats.org/drawingml/2006/wordprocessingDrawing" xmlns:wpc="http://schemas.microsoft.com/office/word/2010/wordprocessingCanvas" xmlns:wpg="http://schemas.microsoft.com/office/word/2010/wordprocessingGroup" xmlns:wpi="http://schemas.microsoft.com/office/word/2010/wordprocessingInk" xmlns:wps="http://schemas.microsoft.com/office/word/2010/wordprocessingShape" mc:Ignorable="w14 wp14">
+<w:ftr xmlns:wpc="http://schemas.microsoft.com/office/word/2010/wordprocessingCanvas" xmlns:cx="http://schemas.microsoft.com/office/drawing/2014/chartex" xmlns:cx1="http://schemas.microsoft.com/office/drawing/2015/9/8/chartex" xmlns:cx2="http://schemas.microsoft.com/office/drawing/2015/10/21/chartex" xmlns:cx3="http://schemas.microsoft.com/office/drawing/2016/5/9/chartex" xmlns:cx4="http://schemas.microsoft.com/office/drawing/2016/5/10/chartex" xmlns:cx5="http://schemas.microsoft.com/office/drawing/2016/5/11/chartex" xmlns:cx6="http://schemas.microsoft.com/office/drawing/2016/5/12/chartex" xmlns:cx7="http://schemas.microsoft.com/office/drawing/2016/5/13/chartex" xmlns:cx8="http://schemas.microsoft.com/office/drawing/2016/5/14/chartex" xmlns:mc="http://schemas.openxmlformats.org/markup-compatibility/2006" xmlns:aink="http://schemas.microsoft.com/office/drawing/2016/ink" xmlns:am3d="http://schemas.microsoft.com/office/drawing/2017/model3d" xmlns:o="urn:schemas-microsoft-com:office:office" xmlns:oel="http://schemas.microsoft.com/office/2019/extlst" xmlns:r="http://schemas.openxmlformats.org/officeDocument/2006/relationships" xmlns:m="http://schemas.openxmlformats.org/officeDocument/2006/math" xmlns:v="urn:schemas-microsoft-com:vml" xmlns:wp14="http://schemas.microsoft.com/office/word/2010/wordprocessingDrawing" xmlns:wp="http://schemas.openxmlformats.org/drawingml/2006/wordprocessingDrawing" xmlns:w10="urn:schemas-microsoft-com:office:word" xmlns:w="http://schemas.openxmlformats.org/wordprocessingml/2006/main" xmlns:w14="http://schemas.microsoft.com/office/word/2010/wordml" xmlns:w15="http://schemas.microsoft.com/office/word/2012/wordml" xmlns:w16cex="http://schemas.microsoft.com/office/word/2018/wordml/cex" xmlns:w16cid="http://schemas.microsoft.com/office/word/2016/wordml/cid" xmlns:w16="http://schemas.microsoft.com/office/word/2018/wordml" xmlns:w16du="http://schemas.microsoft.com/office/word/2023/wordml/word16du" xmlns:w16sdtdh="http://schemas.microsoft.com/office/word/2020/wordml/sdtdatahash" xmlns:w16sdtfl="http://schemas.microsoft.com/office/word/2024/wordml/sdtformatlock" xmlns:w16se="http://schemas.microsoft.com/office/word/2015/wordml/symex" xmlns:wpg="http://schemas.microsoft.com/office/word/2010/wordprocessingGroup" xmlns:wpi="http://schemas.microsoft.com/office/word/2010/wordprocessingInk" xmlns:wne="http://schemas.microsoft.com/office/word/2006/wordml" xmlns:wps="http://schemas.microsoft.com/office/word/2010/wordprocessingShape" mc:Ignorable="w14 w15 w16se w16cid w16 w16cex w16sdtdh w16sdtfl w16du wp14">
   <w:p>
     <w:pPr>
-      <w:spacing w:line="240" w:lineRule="auto" w:before="0" w:after="0"/>
-      <w:jc w:val="left"/>
+      <w:spacing w:after="0" w:line="240" w:lineRule="auto"/>
     </w:pPr>
     <w:r>
       <w:rPr>
-        <w:rFonts w:ascii="Aptos" w:hAnsi="Aptos" w:eastAsia="Aptos" w:cs="Aptos"/>
         <w:sz w:val="18"/>
       </w:rPr>
       <w:t xml:space="preserve">From J.M. Larson and H.L. Stedge, </w:t>
     </w:r>
     <w:r>
       <w:rPr>
-        <w:rFonts w:ascii="Aptos" w:hAnsi="Aptos" w:eastAsia="Aptos" w:cs="Aptos"/>
         <w:i/>
         <w:sz w:val="18"/>
       </w:rPr>
@@ -957,7 +993,6 @@
     </w:r>
     <w:r>
       <w:rPr>
-        <w:rFonts w:ascii="Aptos" w:hAnsi="Aptos" w:eastAsia="Aptos" w:cs="Aptos"/>
         <w:sz w:val="18"/>
       </w:rPr>
       <w:t xml:space="preserve"> (Human Kinetics, 2027).</w:t>
@@ -967,7 +1002,7 @@
 </file>
 
 <file path=word/footnotes.xml><?xml version="1.0" encoding="utf-8"?>
-<w:footnotes xmlns:wpc="http://schemas.microsoft.com/office/word/2010/wordprocessingCanvas" xmlns:cx="http://schemas.microsoft.com/office/drawing/2014/chartex" xmlns:cx1="http://schemas.microsoft.com/office/drawing/2015/9/8/chartex" xmlns:cx2="http://schemas.microsoft.com/office/drawing/2015/10/21/chartex" xmlns:cx3="http://schemas.microsoft.com/office/drawing/2016/5/9/chartex" xmlns:cx4="http://schemas.microsoft.com/office/drawing/2016/5/10/chartex" xmlns:cx5="http://schemas.microsoft.com/office/drawing/2016/5/11/chartex" xmlns:cx6="http://schemas.microsoft.com/office/drawing/2016/5/12/chartex" xmlns:cx7="http://schemas.microsoft.com/office/drawing/2016/5/13/chartex" xmlns:cx8="http://schemas.microsoft.com/office/drawing/2016/5/14/chartex" xmlns:mc="http://schemas.openxmlformats.org/markup-compatibility/2006" xmlns:aink="http://schemas.microsoft.com/office/drawing/2016/ink" xmlns:am3d="http://schemas.microsoft.com/office/drawing/2017/model3d" xmlns:o="urn:schemas-microsoft-com:office:office" xmlns:oel="http://schemas.microsoft.com/office/2019/extlst" xmlns:r="http://schemas.openxmlformats.org/officeDocument/2006/relationships" xmlns:m="http://schemas.openxmlformats.org/officeDocument/2006/math" xmlns:v="urn:schemas-microsoft-com:vml" xmlns:wp14="http://schemas.microsoft.com/office/word/2010/wordprocessingDrawing" xmlns:wp="http://schemas.openxmlformats.org/drawingml/2006/wordprocessingDrawing" xmlns:w10="urn:schemas-microsoft-com:office:word" xmlns:w="http://schemas.openxmlformats.org/wordprocessingml/2006/main" xmlns:w14="http://schemas.microsoft.com/office/word/2010/wordml" xmlns:w15="http://schemas.microsoft.com/office/word/2012/wordml" xmlns:w16cei="http://schemas.microsoft.com/office/word/2026/wordml/cei" xmlns:w16cex="http://schemas.microsoft.com/office/word/2018/wordml/cex" xmlns:w16cid="http://schemas.microsoft.com/office/word/2016/wordml/cid" xmlns:w16="http://schemas.microsoft.com/office/word/2018/wordml" xmlns:w16du="http://schemas.microsoft.com/office/word/2023/wordml/word16du" xmlns:w16sdtdh="http://schemas.microsoft.com/office/word/2020/wordml/sdtdatahash" xmlns:w16sdtfl="http://schemas.microsoft.com/office/word/2024/wordml/sdtformatlock" xmlns:w16se="http://schemas.microsoft.com/office/word/2015/wordml/symex" xmlns:wpg="http://schemas.microsoft.com/office/word/2010/wordprocessingGroup" xmlns:wpi="http://schemas.microsoft.com/office/word/2010/wordprocessingInk" xmlns:wne="http://schemas.microsoft.com/office/word/2006/wordml" xmlns:wps="http://schemas.microsoft.com/office/word/2010/wordprocessingShape" mc:Ignorable="w14 w15 w16se w16cid w16 w16cex w16sdtdh w16sdtfl w16du wp14">
+<w:footnotes xmlns:wpc="http://schemas.microsoft.com/office/word/2010/wordprocessingCanvas" xmlns:cx="http://schemas.microsoft.com/office/drawing/2014/chartex" xmlns:cx1="http://schemas.microsoft.com/office/drawing/2015/9/8/chartex" xmlns:cx2="http://schemas.microsoft.com/office/drawing/2015/10/21/chartex" xmlns:cx3="http://schemas.microsoft.com/office/drawing/2016/5/9/chartex" xmlns:cx4="http://schemas.microsoft.com/office/drawing/2016/5/10/chartex" xmlns:cx5="http://schemas.microsoft.com/office/drawing/2016/5/11/chartex" xmlns:cx6="http://schemas.microsoft.com/office/drawing/2016/5/12/chartex" xmlns:cx7="http://schemas.microsoft.com/office/drawing/2016/5/13/chartex" xmlns:cx8="http://schemas.microsoft.com/office/drawing/2016/5/14/chartex" xmlns:mc="http://schemas.openxmlformats.org/markup-compatibility/2006" xmlns:aink="http://schemas.microsoft.com/office/drawing/2016/ink" xmlns:am3d="http://schemas.microsoft.com/office/drawing/2017/model3d" xmlns:o="urn:schemas-microsoft-com:office:office" xmlns:oel="http://schemas.microsoft.com/office/2019/extlst" xmlns:r="http://schemas.openxmlformats.org/officeDocument/2006/relationships" xmlns:m="http://schemas.openxmlformats.org/officeDocument/2006/math" xmlns:v="urn:schemas-microsoft-com:vml" xmlns:wp14="http://schemas.microsoft.com/office/word/2010/wordprocessingDrawing" xmlns:wp="http://schemas.openxmlformats.org/drawingml/2006/wordprocessingDrawing" xmlns:w10="urn:schemas-microsoft-com:office:word" xmlns:w="http://schemas.openxmlformats.org/wordprocessingml/2006/main" xmlns:w14="http://schemas.microsoft.com/office/word/2010/wordml" xmlns:w15="http://schemas.microsoft.com/office/word/2012/wordml" xmlns:w16cex="http://schemas.microsoft.com/office/word/2018/wordml/cex" xmlns:w16cid="http://schemas.microsoft.com/office/word/2016/wordml/cid" xmlns:w16="http://schemas.microsoft.com/office/word/2018/wordml" xmlns:w16du="http://schemas.microsoft.com/office/word/2023/wordml/word16du" xmlns:w16sdtdh="http://schemas.microsoft.com/office/word/2020/wordml/sdtdatahash" xmlns:w16sdtfl="http://schemas.microsoft.com/office/word/2024/wordml/sdtformatlock" xmlns:w16se="http://schemas.microsoft.com/office/word/2015/wordml/symex" xmlns:wpg="http://schemas.microsoft.com/office/word/2010/wordprocessingGroup" xmlns:wpi="http://schemas.microsoft.com/office/word/2010/wordprocessingInk" xmlns:wne="http://schemas.microsoft.com/office/word/2006/wordml" xmlns:wps="http://schemas.microsoft.com/office/word/2010/wordprocessingShape" mc:Ignorable="w14 w15 w16se w16cid w16 w16cex w16sdtdh w16sdtfl w16du wp14">
   <w:footnote w:type="separator" w:id="-1">
     <w:p>
       <w:pPr>
@@ -992,7 +1027,7 @@
 </file>
 
 <file path=word/numbering.xml><?xml version="1.0" encoding="utf-8"?>
-<w:numbering xmlns:wpc="http://schemas.microsoft.com/office/word/2010/wordprocessingCanvas" xmlns:cx="http://schemas.microsoft.com/office/drawing/2014/chartex" xmlns:cx1="http://schemas.microsoft.com/office/drawing/2015/9/8/chartex" xmlns:cx2="http://schemas.microsoft.com/office/drawing/2015/10/21/chartex" xmlns:cx3="http://schemas.microsoft.com/office/drawing/2016/5/9/chartex" xmlns:cx4="http://schemas.microsoft.com/office/drawing/2016/5/10/chartex" xmlns:cx5="http://schemas.microsoft.com/office/drawing/2016/5/11/chartex" xmlns:cx6="http://schemas.microsoft.com/office/drawing/2016/5/12/chartex" xmlns:cx7="http://schemas.microsoft.com/office/drawing/2016/5/13/chartex" xmlns:cx8="http://schemas.microsoft.com/office/drawing/2016/5/14/chartex" xmlns:mc="http://schemas.openxmlformats.org/markup-compatibility/2006" xmlns:aink="http://schemas.microsoft.com/office/drawing/2016/ink" xmlns:am3d="http://schemas.microsoft.com/office/drawing/2017/model3d" xmlns:o="urn:schemas-microsoft-com:office:office" xmlns:oel="http://schemas.microsoft.com/office/2019/extlst" xmlns:r="http://schemas.openxmlformats.org/officeDocument/2006/relationships" xmlns:m="http://schemas.openxmlformats.org/officeDocument/2006/math" xmlns:v="urn:schemas-microsoft-com:vml" xmlns:wp14="http://schemas.microsoft.com/office/word/2010/wordprocessingDrawing" xmlns:wp="http://schemas.openxmlformats.org/drawingml/2006/wordprocessingDrawing" xmlns:w10="urn:schemas-microsoft-com:office:word" xmlns:w="http://schemas.openxmlformats.org/wordprocessingml/2006/main" xmlns:w14="http://schemas.microsoft.com/office/word/2010/wordml" xmlns:w15="http://schemas.microsoft.com/office/word/2012/wordml" xmlns:w16cei="http://schemas.microsoft.com/office/word/2026/wordml/cei" xmlns:w16cex="http://schemas.microsoft.com/office/word/2018/wordml/cex" xmlns:w16cid="http://schemas.microsoft.com/office/word/2016/wordml/cid" xmlns:w16="http://schemas.microsoft.com/office/word/2018/wordml" xmlns:w16du="http://schemas.microsoft.com/office/word/2023/wordml/word16du" xmlns:w16sdtdh="http://schemas.microsoft.com/office/word/2020/wordml/sdtdatahash" xmlns:w16sdtfl="http://schemas.microsoft.com/office/word/2024/wordml/sdtformatlock" xmlns:w16se="http://schemas.microsoft.com/office/word/2015/wordml/symex" xmlns:wpg="http://schemas.microsoft.com/office/word/2010/wordprocessingGroup" xmlns:wpi="http://schemas.microsoft.com/office/word/2010/wordprocessingInk" xmlns:wne="http://schemas.microsoft.com/office/word/2006/wordml" xmlns:wps="http://schemas.microsoft.com/office/word/2010/wordprocessingShape" mc:Ignorable="w14 w15 w16se w16cid w16 w16cex w16sdtdh w16sdtfl w16du wp14">
+<w:numbering xmlns:wpc="http://schemas.microsoft.com/office/word/2010/wordprocessingCanvas" xmlns:cx="http://schemas.microsoft.com/office/drawing/2014/chartex" xmlns:cx1="http://schemas.microsoft.com/office/drawing/2015/9/8/chartex" xmlns:cx2="http://schemas.microsoft.com/office/drawing/2015/10/21/chartex" xmlns:cx3="http://schemas.microsoft.com/office/drawing/2016/5/9/chartex" xmlns:cx4="http://schemas.microsoft.com/office/drawing/2016/5/10/chartex" xmlns:cx5="http://schemas.microsoft.com/office/drawing/2016/5/11/chartex" xmlns:cx6="http://schemas.microsoft.com/office/drawing/2016/5/12/chartex" xmlns:cx7="http://schemas.microsoft.com/office/drawing/2016/5/13/chartex" xmlns:cx8="http://schemas.microsoft.com/office/drawing/2016/5/14/chartex" xmlns:mc="http://schemas.openxmlformats.org/markup-compatibility/2006" xmlns:aink="http://schemas.microsoft.com/office/drawing/2016/ink" xmlns:am3d="http://schemas.microsoft.com/office/drawing/2017/model3d" xmlns:o="urn:schemas-microsoft-com:office:office" xmlns:oel="http://schemas.microsoft.com/office/2019/extlst" xmlns:r="http://schemas.openxmlformats.org/officeDocument/2006/relationships" xmlns:m="http://schemas.openxmlformats.org/officeDocument/2006/math" xmlns:v="urn:schemas-microsoft-com:vml" xmlns:wp14="http://schemas.microsoft.com/office/word/2010/wordprocessingDrawing" xmlns:wp="http://schemas.openxmlformats.org/drawingml/2006/wordprocessingDrawing" xmlns:w10="urn:schemas-microsoft-com:office:word" xmlns:w="http://schemas.openxmlformats.org/wordprocessingml/2006/main" xmlns:w14="http://schemas.microsoft.com/office/word/2010/wordml" xmlns:w15="http://schemas.microsoft.com/office/word/2012/wordml" xmlns:w16cex="http://schemas.microsoft.com/office/word/2018/wordml/cex" xmlns:w16cid="http://schemas.microsoft.com/office/word/2016/wordml/cid" xmlns:w16="http://schemas.microsoft.com/office/word/2018/wordml" xmlns:w16du="http://schemas.microsoft.com/office/word/2023/wordml/word16du" xmlns:w16sdtdh="http://schemas.microsoft.com/office/word/2020/wordml/sdtdatahash" xmlns:w16sdtfl="http://schemas.microsoft.com/office/word/2024/wordml/sdtformatlock" xmlns:w16se="http://schemas.microsoft.com/office/word/2015/wordml/symex" xmlns:wpg="http://schemas.microsoft.com/office/word/2010/wordprocessingGroup" xmlns:wpi="http://schemas.microsoft.com/office/word/2010/wordprocessingInk" xmlns:wne="http://schemas.microsoft.com/office/word/2006/wordml" xmlns:wps="http://schemas.microsoft.com/office/word/2010/wordprocessingShape" mc:Ignorable="w14 w15 w16se w16cid w16 w16cex w16sdtdh w16sdtfl w16du wp14">
   <w:abstractNum w:abstractNumId="0" w15:restartNumberingAfterBreak="0">
     <w:nsid w:val="A647CB27"/>
     <w:multiLevelType w:val="hybridMultilevel"/>
@@ -3184,7 +3219,7 @@
       <w:spacing w:after="160" w:line="259" w:lineRule="auto"/>
     </w:pPr>
     <w:rPr>
-      <w:rFonts w:ascii="Aptos" w:hAnsi="Aptos" w:eastAsia="Aptos" w:cs="Aptos"/>
+      <w:rFonts w:ascii="Aptos" w:eastAsia="Aptos" w:hAnsi="Aptos" w:cs="Aptos"/>
       <w:sz w:val="22"/>
       <w:szCs w:val="22"/>
     </w:rPr>
